--- a/Evolution/chapters/27 - Can a Mind Be Built - Evolution and AI - Funny.docx
+++ b/Evolution/chapters/27 - Can a Mind Be Built - Evolution and AI - Funny.docx
@@ -14,7 +14,7 @@
     </w:p>
     <w:p>
       <w:pPr>
-        <w:pStyle w:val="Heading1"/>
+        <w:pStyle w:val="ChapterLabel"/>
         <w:ind w:left="0" w:right="0" w:firstLine="0"/>
         <w:jc w:val="center"/>
       </w:pPr>
@@ -34,7 +34,7 @@
     </w:p>
     <w:p>
       <w:pPr>
-        <w:pStyle w:val="Heading1"/>
+        <w:pStyle w:val="Heading2"/>
         <w:ind w:left="0" w:right="0" w:firstLine="0"/>
         <w:jc w:val="center"/>
       </w:pPr>
@@ -124,23 +124,9 @@
         <w:br/>
         <w:t>So the machine builders were built by the very process they were trying to copy.</w:t>
       </w:r>
-    </w:p>
-    <w:p>
-      <w:pPr>
-        <w:pStyle w:val="Heading1"/>
-        <w:ind w:left="0" w:right="0" w:firstLine="0"/>
-        <w:jc w:val="center"/>
-      </w:pPr>
       <w:r>
-        <w:t>What Does “Artificial” Mean, Anyway?</w:t>
-      </w:r>
-    </w:p>
-    <w:p>
-      <w:pPr>
-        <w:ind w:left="0" w:right="0" w:firstLine="0"/>
-        <w:jc w:val="center"/>
-      </w:pPr>
-      <w:r>
+        <w:br/>
+        <w:br/>
         <w:t>A beaver dam is not artificial the way a skyscraper is.</w:t>
       </w:r>
       <w:r>
@@ -196,7 +182,7 @@
     </w:p>
     <w:p>
       <w:pPr>
-        <w:pStyle w:val="Heading1"/>
+        <w:pStyle w:val="Heading2"/>
         <w:ind w:left="0" w:right="0" w:firstLine="0"/>
         <w:jc w:val="center"/>
       </w:pPr>
@@ -235,7 +221,12 @@
       <w:r>
         <w:br/>
         <w:br/>
-        <w:t>A chess program can examine tens of millions of positions every second, and beat any human champion alive.</w:t>
+        <w:t>In 1997, IBM's Deep Blue, which could examine around two hundred million chess positions a second, beat the world champion Garry Kasparov in a six-game match.</w:t>
+      </w:r>
+      <w:r>
+        <w:br/>
+        <w:br/>
+        <w:t>Today a free chess app on a phone beats any human champion alive.</w:t>
       </w:r>
       <w:r>
         <w:br/>
@@ -275,7 +266,7 @@
     </w:p>
     <w:p>
       <w:pPr>
-        <w:pStyle w:val="Heading1"/>
+        <w:pStyle w:val="Heading2"/>
         <w:ind w:left="0" w:right="0" w:firstLine="0"/>
         <w:jc w:val="center"/>
       </w:pPr>
@@ -289,7 +280,7 @@
         <w:jc w:val="center"/>
       </w:pPr>
       <w:r>
-        <w:t>Marvin Minsky, one of the scientists who helped invent the field of artificial intelligence, asked a wonderfully provocative question.</w:t>
+        <w:t>Marvin Minsky, one of the organizers of the 1956 Dartmouth summer workshop that gave the field of artificial intelligence its name, asked a wonderfully provocative question.</w:t>
       </w:r>
       <w:r>
         <w:br/>
@@ -320,16 +311,90 @@
         <w:br/>
         <w:br/>
         <w:t>If thinking is produced by physical processes inside brains, maybe we can rebuild important pieces of it.</w:t>
+      </w:r>
+      <w:r>
+        <w:br/>
+        <w:br/>
+        <w:t xml:space="preserve">In his 1986 book </w:t>
+      </w:r>
+      <w:r>
+        <w:rPr>
+          <w:i/>
+        </w:rPr>
+        <w:t>The Society of Mind</w:t>
+      </w:r>
+      <w:r>
+        <w:t>, he argued that a mind is a huge crowd of simple, mindless agents, none of which is intelligent on its own.</w:t>
+      </w:r>
+      <w:r>
+        <w:br/>
+        <w:br/>
+        <w:t>There is one big problem with rebuilding it.</w:t>
+      </w:r>
+      <w:r>
+        <w:br/>
+        <w:br/>
+        <w:t>Brains are messy.</w:t>
+      </w:r>
+      <w:r>
+        <w:br/>
+        <w:br/>
+        <w:t>They evolved gradually, patched together rather than designed from a clean blueprint.</w:t>
+      </w:r>
+      <w:r>
+        <w:br/>
+        <w:br/>
+        <w:t>Different systems were bolted on at different points in our evolutionary history.</w:t>
+      </w:r>
+      <w:r>
+        <w:br/>
+        <w:br/>
+        <w:t>They interact with each other in tangled ways.</w:t>
+      </w:r>
+      <w:r>
+        <w:br/>
+        <w:br/>
+        <w:t>They sometimes disagree with each other.</w:t>
+      </w:r>
+      <w:r>
+        <w:br/>
+        <w:br/>
+        <w:t>They are full of feedback loops, where one part's output becomes another part's input.</w:t>
+      </w:r>
+      <w:r>
+        <w:br/>
+        <w:br/>
+        <w:t>They are embodied, meaning tied to a specific body rather than floating free.</w:t>
+      </w:r>
+      <w:r>
+        <w:br/>
+        <w:br/>
+        <w:t>They are affected by chemistry, like hormones and hunger.</w:t>
+      </w:r>
+      <w:r>
+        <w:br/>
+        <w:br/>
+        <w:t>And they keep learning from the environment their whole life.</w:t>
+      </w:r>
+      <w:r>
+        <w:br/>
+        <w:br/>
+        <w:t>So a brain is not obviously the same kind of thing as a tidy computer program.</w:t>
+      </w:r>
+      <w:r>
+        <w:br/>
+        <w:br/>
+        <w:t>If we ever build artificial minds, we may find that “the program” was only part of the story.</w:t>
       </w:r>
     </w:p>
     <w:p>
       <w:pPr>
-        <w:pStyle w:val="Heading1"/>
+        <w:pStyle w:val="Heading2"/>
         <w:ind w:left="0" w:right="0" w:firstLine="0"/>
         <w:jc w:val="center"/>
       </w:pPr>
       <w:r>
-        <w:t>The Brain Is Not a Clean Program</w:t>
+        <w:t>Could a Mind Be Copied?</w:t>
       </w:r>
     </w:p>
     <w:p>
@@ -338,85 +403,6 @@
         <w:jc w:val="center"/>
       </w:pPr>
       <w:r>
-        <w:t>There is one big problem with that plan.</w:t>
-      </w:r>
-      <w:r>
-        <w:br/>
-        <w:br/>
-        <w:t>Brains are messy.</w:t>
-      </w:r>
-      <w:r>
-        <w:br/>
-        <w:br/>
-        <w:t>They evolved gradually, patched together rather than designed from a clean blueprint.</w:t>
-      </w:r>
-      <w:r>
-        <w:br/>
-        <w:br/>
-        <w:t>Different systems were bolted on at different points in our evolutionary history.</w:t>
-      </w:r>
-      <w:r>
-        <w:br/>
-        <w:br/>
-        <w:t>They interact with each other in tangled ways.</w:t>
-      </w:r>
-      <w:r>
-        <w:br/>
-        <w:br/>
-        <w:t>They sometimes disagree with each other.</w:t>
-      </w:r>
-      <w:r>
-        <w:br/>
-        <w:br/>
-        <w:t>They are full of feedback loops, where one part's output becomes another part's input.</w:t>
-      </w:r>
-      <w:r>
-        <w:br/>
-        <w:br/>
-        <w:t>They are embodied, meaning tied to a specific body rather than floating free.</w:t>
-      </w:r>
-      <w:r>
-        <w:br/>
-        <w:br/>
-        <w:t>They are affected by chemistry, like hormones and hunger.</w:t>
-      </w:r>
-      <w:r>
-        <w:br/>
-        <w:br/>
-        <w:t>And they keep learning from the environment their whole life.</w:t>
-      </w:r>
-      <w:r>
-        <w:br/>
-        <w:br/>
-        <w:t>So a brain is not obviously the same kind of thing as a tidy computer program.</w:t>
-      </w:r>
-      <w:r>
-        <w:br/>
-        <w:br/>
-        <w:t>If we ever build artificial minds, we may find that “the program” was only part of the story.</w:t>
-      </w:r>
-    </w:p>
-    <w:p>
-      <w:pPr>
-        <w:pStyle w:val="Heading1"/>
-        <w:ind w:left="0" w:right="0" w:firstLine="0"/>
-        <w:jc w:val="center"/>
-      </w:pPr>
-      <w:r>
-        <w:t>The Software Idea</w:t>
-      </w:r>
-    </w:p>
-    <w:p>
-      <w:pPr>
-        <w:ind w:left="0" w:right="0" w:firstLine="0"/>
-        <w:jc w:val="center"/>
-      </w:pPr>
-      <w:r>
-        <w:t>Here is one powerful idea.</w:t>
-      </w:r>
-      <w:r>
-        <w:br/>
-        <w:br/>
         <w:t>Maybe what matters about a mind is its organization, not the specific material it's made of.</w:t>
       </w:r>
       <w:r>
@@ -468,23 +454,9 @@
         <w:br/>
         <w:t>How much detail has to be copied before the copy still counts as the same mind?</w:t>
       </w:r>
-    </w:p>
-    <w:p>
-      <w:pPr>
-        <w:pStyle w:val="Heading1"/>
-        <w:ind w:left="0" w:right="0" w:firstLine="0"/>
-        <w:jc w:val="center"/>
-      </w:pPr>
       <w:r>
-        <w:t>Copy Me</w:t>
-      </w:r>
-    </w:p>
-    <w:p>
-      <w:pPr>
-        <w:ind w:left="0" w:right="0" w:firstLine="0"/>
-        <w:jc w:val="center"/>
-      </w:pPr>
-      <w:r>
+        <w:br/>
+        <w:br/>
         <w:t>Suppose scientists could scan your brain perfectly, capturing every single connection.</w:t>
       </w:r>
       <w:r>
@@ -552,23 +524,9 @@
         <w:br/>
         <w:t>and what it's actually like to be you.</w:t>
       </w:r>
-    </w:p>
-    <w:p>
-      <w:pPr>
-        <w:pStyle w:val="Heading1"/>
-        <w:ind w:left="0" w:right="0" w:firstLine="0"/>
-        <w:jc w:val="center"/>
-      </w:pPr>
       <w:r>
-        <w:t>Evolution Has Already Performed the Experiment</w:t>
-      </w:r>
-    </w:p>
-    <w:p>
-      <w:pPr>
-        <w:ind w:left="0" w:right="0" w:firstLine="0"/>
-        <w:jc w:val="center"/>
-      </w:pPr>
-      <w:r>
+        <w:br/>
+        <w:br/>
         <w:t>Nature has already built enormous numbers of animals with broadly similar nervous systems.</w:t>
       </w:r>
       <w:r>
@@ -611,23 +569,9 @@
         <w:br/>
         <w:t>Maybe it also takes reproducing the ongoing process that keeps that wiring alive and changing.</w:t>
       </w:r>
-    </w:p>
-    <w:p>
-      <w:pPr>
-        <w:pStyle w:val="Heading1"/>
-        <w:ind w:left="0" w:right="0" w:firstLine="0"/>
-        <w:jc w:val="center"/>
-      </w:pPr>
       <w:r>
-        <w:t>The Mind Is a Moving Target</w:t>
-      </w:r>
-    </w:p>
-    <w:p>
-      <w:pPr>
-        <w:ind w:left="0" w:right="0" w:firstLine="0"/>
-        <w:jc w:val="center"/>
-      </w:pPr>
-      <w:r>
+        <w:br/>
+        <w:br/>
         <w:t>Your brain today is not exactly the same as your brain ten years ago.</w:t>
       </w:r>
       <w:r>
@@ -688,7 +632,7 @@
     </w:p>
     <w:p>
       <w:pPr>
-        <w:pStyle w:val="Heading1"/>
+        <w:pStyle w:val="Heading2"/>
         <w:ind w:left="0" w:right="0" w:firstLine="0"/>
         <w:jc w:val="center"/>
       </w:pPr>
@@ -755,23 +699,9 @@
         <w:br/>
         <w:t>We don't know which ones just come along for the ride, or which are enough by themselves.</w:t>
       </w:r>
-    </w:p>
-    <w:p>
-      <w:pPr>
-        <w:pStyle w:val="Heading1"/>
-        <w:ind w:left="0" w:right="0" w:firstLine="0"/>
-        <w:jc w:val="center"/>
-      </w:pPr>
       <w:r>
-        <w:t>The Strange Loop Returns</w:t>
-      </w:r>
-    </w:p>
-    <w:p>
-      <w:pPr>
-        <w:ind w:left="0" w:right="0" w:firstLine="0"/>
-        <w:jc w:val="center"/>
-      </w:pPr>
-      <w:r>
+        <w:br/>
+        <w:br/>
         <w:t>Picture a system that represents the world around it.</w:t>
       </w:r>
       <w:r>
@@ -806,11 +736,6 @@
       <w:r>
         <w:br/>
         <w:br/>
-        <w:t>Douglas Hofstadter, the writer who popularized the strange-loop idea, is especially relevant here.</w:t>
-      </w:r>
-      <w:r>
-        <w:br/>
-        <w:br/>
         <w:t>An artificial system could, in principle, build increasingly elaborate models of itself too.</w:t>
       </w:r>
       <w:r>
@@ -826,12 +751,12 @@
     </w:p>
     <w:p>
       <w:pPr>
-        <w:pStyle w:val="Heading1"/>
+        <w:pStyle w:val="Heading2"/>
         <w:ind w:left="0" w:right="0" w:firstLine="0"/>
         <w:jc w:val="center"/>
       </w:pPr>
       <w:r>
-        <w:t>Language Makes Machines Look Clever</w:t>
+        <w:t>Fluent Is Not the Same as Feeling</w:t>
       </w:r>
     </w:p>
     <w:p>
@@ -845,6 +770,21 @@
       <w:r>
         <w:br/>
         <w:br/>
+        <w:t>In 1966, the MIT computer scientist Joseph Weizenbaum wrote ELIZA, a simple program that imitated a therapist by turning people's statements back into questions.</w:t>
+      </w:r>
+      <w:r>
+        <w:br/>
+        <w:br/>
+        <w:t>He was shocked when people, including his own secretary, confided in it as if it understood them.</w:t>
+      </w:r>
+      <w:r>
+        <w:br/>
+        <w:br/>
+        <w:t>In 2022, a Google engineer named Blake Lemoine went public with his claim that the company's chatbot LaMDA was sentient; Google disagreed and fired him.</w:t>
+      </w:r>
+      <w:r>
+        <w:br/>
+        <w:br/>
         <w:t>A machine that produces fluent, natural-sounding sentences can seem to have a rich inner life.</w:t>
       </w:r>
       <w:r>
@@ -877,23 +817,9 @@
         <w:br/>
         <w:t>It can also fool us completely.</w:t>
       </w:r>
-    </w:p>
-    <w:p>
-      <w:pPr>
-        <w:pStyle w:val="Heading1"/>
-        <w:ind w:left="0" w:right="0" w:firstLine="0"/>
-        <w:jc w:val="center"/>
-      </w:pPr>
       <w:r>
-        <w:t>The Evolutionary Comparison</w:t>
-      </w:r>
-    </w:p>
-    <w:p>
-      <w:pPr>
-        <w:ind w:left="0" w:right="0" w:firstLine="0"/>
-        <w:jc w:val="center"/>
-      </w:pPr>
-      <w:r>
+        <w:br/>
+        <w:br/>
         <w:t>Humans did not evolve a special sense that detects consciousness directly.</w:t>
       </w:r>
       <w:r>
@@ -926,23 +852,9 @@
         <w:br/>
         <w:t>And those tests will have to tell a convincing performance apart from a genuinely thinking, feeling system.</w:t>
       </w:r>
-    </w:p>
-    <w:p>
-      <w:pPr>
-        <w:pStyle w:val="Heading1"/>
-        <w:ind w:left="0" w:right="0" w:firstLine="0"/>
-        <w:jc w:val="center"/>
-      </w:pPr>
       <w:r>
-        <w:t>What Would We Look For?</w:t>
-      </w:r>
-    </w:p>
-    <w:p>
-      <w:pPr>
-        <w:ind w:left="0" w:right="0" w:firstLine="0"/>
-        <w:jc w:val="center"/>
-      </w:pPr>
-      <w:r>
+        <w:br/>
+        <w:br/>
         <w:t>A serious test for machine consciousness should not simply be, “did it say it was conscious?”</w:t>
       </w:r>
       <w:r>
@@ -993,12 +905,12 @@
     </w:p>
     <w:p>
       <w:pPr>
-        <w:pStyle w:val="Heading1"/>
+        <w:pStyle w:val="Heading2"/>
         <w:ind w:left="0" w:right="0" w:firstLine="0"/>
         <w:jc w:val="center"/>
       </w:pPr>
       <w:r>
-        <w:t>AI Can Also Teach Us About Biology</w:t>
+        <w:t>What Machines Teach Us About Minds</w:t>
       </w:r>
     </w:p>
     <w:p>
@@ -1034,24 +946,10 @@
         <w:br/>
         <w:t>Artificial systems become a kind of experimental philosophy, done with electricity instead of just arguments.</w:t>
       </w:r>
-    </w:p>
-    <w:p>
-      <w:pPr>
-        <w:pStyle w:val="Heading1"/>
-        <w:ind w:left="0" w:right="0" w:firstLine="0"/>
-        <w:jc w:val="center"/>
-      </w:pPr>
       <w:r>
-        <w:t>The Evolutionary Advantage of General Intelligence</w:t>
-      </w:r>
-    </w:p>
-    <w:p>
-      <w:pPr>
-        <w:ind w:left="0" w:right="0" w:firstLine="0"/>
-        <w:jc w:val="center"/>
-      </w:pPr>
-      <w:r>
-        <w:t>Why did evolution build brains capable of such broad, general behavior?</w:t>
+        <w:br/>
+        <w:br/>
+        <w:t>Machines also sharpen an old question: why did evolution build brains capable of such broad, general behavior?</w:t>
       </w:r>
       <w:r>
         <w:br/>
@@ -1103,23 +1001,9 @@
         <w:br/>
         <w:t>We became, in effect, general-purpose prediction machines.</w:t>
       </w:r>
-    </w:p>
-    <w:p>
-      <w:pPr>
-        <w:pStyle w:val="Heading1"/>
-        <w:ind w:left="0" w:right="0" w:firstLine="0"/>
-        <w:jc w:val="center"/>
-      </w:pPr>
       <w:r>
-        <w:t>Culture Turns Intelligence Into a Multiplier</w:t>
-      </w:r>
-    </w:p>
-    <w:p>
-      <w:pPr>
-        <w:ind w:left="0" w:right="0" w:firstLine="0"/>
-        <w:jc w:val="center"/>
-      </w:pPr>
-      <w:r>
+        <w:br/>
+        <w:br/>
         <w:t>A human brain does not start from zero.</w:t>
       </w:r>
       <w:r>
@@ -1147,23 +1031,9 @@
         <w:br/>
         <w:t>But having access to knowledge is not necessarily the same thing as being conscious.</w:t>
       </w:r>
-    </w:p>
-    <w:p>
-      <w:pPr>
-        <w:pStyle w:val="Heading1"/>
-        <w:ind w:left="0" w:right="0" w:firstLine="0"/>
-        <w:jc w:val="center"/>
-      </w:pPr>
       <w:r>
-        <w:t>The Strange Future: Machines Studying Minds</w:t>
-      </w:r>
-    </w:p>
-    <w:p>
-      <w:pPr>
-        <w:ind w:left="0" w:right="0" w:firstLine="0"/>
-        <w:jc w:val="center"/>
-      </w:pPr>
-      <w:r>
+        <w:br/>
+        <w:br/>
         <w:t>We are now in a rather peculiar situation.</w:t>
       </w:r>
       <w:r>
@@ -1194,7 +1064,7 @@
     </w:p>
     <w:p>
       <w:pPr>
-        <w:pStyle w:val="Heading1"/>
+        <w:pStyle w:val="Heading2"/>
         <w:ind w:left="0" w:right="0" w:firstLine="0"/>
         <w:jc w:val="center"/>
       </w:pPr>
@@ -1233,7 +1103,17 @@
       <w:r>
         <w:br/>
         <w:br/>
-        <w:t>These are computer programs where simple digital creatures mutate and compete for computing resources.</w:t>
+        <w:t>In 1991, the ecologist Thomas Ray built Tierra, a world inside a computer where small self-copying programs mutated and competed for memory and processor time.</w:t>
+      </w:r>
+      <w:r>
+        <w:br/>
+        <w:br/>
+        <w:t>Within hours, parasites evolved: short programs that borrowed other programs' copying code.</w:t>
+      </w:r>
+      <w:r>
+        <w:br/>
+        <w:br/>
+        <w:t>In 1994, Karl Sims let simulated creatures evolve both their bodies and their brains, and they invented swimming, walking, and hopping that no one had designed.</w:t>
       </w:r>
       <w:r>
         <w:br/>
@@ -1250,24 +1130,10 @@
         <w:br/>
         <w:t>And then we would have created a second evolutionary laboratory, right alongside the biological one.</w:t>
       </w:r>
-    </w:p>
-    <w:p>
-      <w:pPr>
-        <w:pStyle w:val="Heading1"/>
-        <w:ind w:left="0" w:right="0" w:firstLine="0"/>
-        <w:jc w:val="center"/>
-      </w:pPr>
       <w:r>
-        <w:t>The Machine That Evolves Itself</w:t>
-      </w:r>
-    </w:p>
-    <w:p>
-      <w:pPr>
-        <w:ind w:left="0" w:right="0" w:firstLine="0"/>
-        <w:jc w:val="center"/>
-      </w:pPr>
-      <w:r>
-        <w:t>Imagine an artificial system that can modify its own architecture.</w:t>
+        <w:br/>
+        <w:br/>
+        <w:t>Now imagine an artificial system that can modify its own architecture.</w:t>
       </w:r>
       <w:r>
         <w:br/>
@@ -1312,135 +1178,7 @@
     </w:p>
     <w:p>
       <w:pPr>
-        <w:pStyle w:val="Heading1"/>
-        <w:ind w:left="0" w:right="0" w:firstLine="0"/>
-        <w:jc w:val="center"/>
-      </w:pPr>
-      <w:r>
-        <w:t>And Then We Have the Original Problem Again</w:t>
-      </w:r>
-    </w:p>
-    <w:p>
-      <w:pPr>
-        <w:ind w:left="0" w:right="0" w:firstLine="0"/>
-        <w:jc w:val="center"/>
-      </w:pPr>
-      <w:r>
-        <w:t>Suppose a machine like that becomes extremely intelligent.</w:t>
-      </w:r>
-      <w:r>
-        <w:br/>
-        <w:br/>
-        <w:t>Suppose it builds a detailed model of itself.</w:t>
-      </w:r>
-      <w:r>
-        <w:br/>
-        <w:br/>
-        <w:t>Suppose it talks about its own experience.</w:t>
-      </w:r>
-      <w:r>
-        <w:br/>
-        <w:br/>
-        <w:t>Suppose it insists that it is conscious.</w:t>
-      </w:r>
-      <w:r>
-        <w:br/>
-        <w:br/>
-        <w:t>We are back exactly where we started.</w:t>
-      </w:r>
-      <w:r>
-        <w:br/>
-        <w:br/>
-        <w:t>What is a self?</w:t>
-      </w:r>
-      <w:r>
-        <w:br/>
-        <w:br/>
-        <w:t>What is consciousness?</w:t>
-      </w:r>
-      <w:r>
-        <w:br/>
-        <w:br/>
-        <w:t>What would even count as evidence, one way or the other?</w:t>
-      </w:r>
-      <w:r>
-        <w:br/>
-        <w:br/>
-        <w:t>The machine hasn't solved the philosophical problem for us.</w:t>
-      </w:r>
-      <w:r>
-        <w:br/>
-        <w:br/>
-        <w:t>It has simply moved the problem from a biological brain into a technological one.</w:t>
-      </w:r>
-    </w:p>
-    <w:p>
-      <w:pPr>
-        <w:pStyle w:val="Heading1"/>
-        <w:ind w:left="0" w:right="0" w:firstLine="0"/>
-        <w:jc w:val="center"/>
-      </w:pPr>
-      <w:r>
-        <w:t>The Final Question</w:t>
-      </w:r>
-    </w:p>
-    <w:p>
-      <w:pPr>
-        <w:ind w:left="0" w:right="0" w:firstLine="0"/>
-        <w:jc w:val="center"/>
-      </w:pPr>
-      <w:r>
-        <w:t>Perhaps the deepest lesson here is that “mind” is not one single property.</w:t>
-      </w:r>
-      <w:r>
-        <w:br/>
-        <w:br/>
-        <w:t>Intelligence is one thing.</w:t>
-      </w:r>
-      <w:r>
-        <w:br/>
-        <w:br/>
-        <w:t>Learning is another.</w:t>
-      </w:r>
-      <w:r>
-        <w:br/>
-        <w:br/>
-        <w:t>Self-modeling is another.</w:t>
-      </w:r>
-      <w:r>
-        <w:br/>
-        <w:br/>
-        <w:t>Language is another.</w:t>
-      </w:r>
-      <w:r>
-        <w:br/>
-        <w:br/>
-        <w:t>Conscious experience may be yet another, separate from all the rest.</w:t>
-      </w:r>
-      <w:r>
-        <w:br/>
-        <w:br/>
-        <w:t>Evolution happened to bundle many of these together inside biological organisms.</w:t>
-      </w:r>
-      <w:r>
-        <w:br/>
-        <w:br/>
-        <w:t>Technology may pull them apart from each other.</w:t>
-      </w:r>
-      <w:r>
-        <w:br/>
-        <w:br/>
-        <w:t>That could turn out to be enormously useful.</w:t>
-      </w:r>
-      <w:r>
-        <w:br/>
-        <w:br/>
-        <w:t>It might finally let us discover which pieces are actually necessary for which abilities, and which just came along for the ride.</w:t>
-      </w:r>
-    </w:p>
-    <w:p>
-      <w:pPr>
-        <w:pStyle w:val="Heading1"/>
+        <w:pStyle w:val="Heading2"/>
         <w:ind w:left="0" w:right="0" w:firstLine="0"/>
         <w:jc w:val="center"/>
       </w:pPr>
@@ -1454,6 +1192,106 @@
         <w:jc w:val="center"/>
       </w:pPr>
       <w:r>
+        <w:t>Suppose a machine like that becomes extremely intelligent.</w:t>
+      </w:r>
+      <w:r>
+        <w:br/>
+        <w:br/>
+        <w:t>Suppose it builds a detailed model of itself.</w:t>
+      </w:r>
+      <w:r>
+        <w:br/>
+        <w:br/>
+        <w:t>Suppose it talks about its own experience.</w:t>
+      </w:r>
+      <w:r>
+        <w:br/>
+        <w:br/>
+        <w:t>Suppose it insists that it is conscious.</w:t>
+      </w:r>
+      <w:r>
+        <w:br/>
+        <w:br/>
+        <w:t>We are back exactly where we started.</w:t>
+      </w:r>
+      <w:r>
+        <w:br/>
+        <w:br/>
+        <w:t>What is a self?</w:t>
+      </w:r>
+      <w:r>
+        <w:br/>
+        <w:br/>
+        <w:t>What is consciousness?</w:t>
+      </w:r>
+      <w:r>
+        <w:br/>
+        <w:br/>
+        <w:t>What would even count as evidence, one way or the other?</w:t>
+      </w:r>
+      <w:r>
+        <w:br/>
+        <w:br/>
+        <w:t>The machine hasn't solved the philosophical problem for us.</w:t>
+      </w:r>
+      <w:r>
+        <w:br/>
+        <w:br/>
+        <w:t>It has simply moved the problem from a biological brain into a technological one.</w:t>
+      </w:r>
+      <w:r>
+        <w:br/>
+        <w:br/>
+        <w:t>Perhaps the deepest lesson here is that “mind” is not one single property.</w:t>
+      </w:r>
+      <w:r>
+        <w:br/>
+        <w:br/>
+        <w:t>Intelligence is one thing.</w:t>
+      </w:r>
+      <w:r>
+        <w:br/>
+        <w:br/>
+        <w:t>Learning is another.</w:t>
+      </w:r>
+      <w:r>
+        <w:br/>
+        <w:br/>
+        <w:t>Self-modeling is another.</w:t>
+      </w:r>
+      <w:r>
+        <w:br/>
+        <w:br/>
+        <w:t>Language is another.</w:t>
+      </w:r>
+      <w:r>
+        <w:br/>
+        <w:br/>
+        <w:t>Conscious experience may be yet another, separate from all the rest.</w:t>
+      </w:r>
+      <w:r>
+        <w:br/>
+        <w:br/>
+        <w:t>Evolution happened to bundle many of these together inside biological organisms.</w:t>
+      </w:r>
+      <w:r>
+        <w:br/>
+        <w:br/>
+        <w:t>Technology may pull them apart from each other.</w:t>
+      </w:r>
+      <w:r>
+        <w:br/>
+        <w:br/>
+        <w:t>That could turn out to be enormously useful.</w:t>
+      </w:r>
+      <w:r>
+        <w:br/>
+        <w:br/>
+        <w:t>It might finally let us discover which pieces are actually necessary for which abilities, and which just came along for the ride.</w:t>
+      </w:r>
+      <w:r>
+        <w:br/>
+        <w:br/>
         <w:t>Evolution built a machine out of ordinary matter.</w:t>
       </w:r>
       <w:r>
@@ -1954,16 +1792,17 @@
     <w:pPr>
       <w:keepNext/>
       <w:keepLines/>
-      <w:spacing w:before="200" w:after="0"/>
+      <w:spacing w:before="480" w:after="0"/>
+      <w:jc w:val="center"/>
       <w:outlineLvl w:val="1"/>
     </w:pPr>
     <w:rPr>
-      <w:rFonts w:asciiTheme="majorHAnsi" w:eastAsiaTheme="majorEastAsia" w:hAnsiTheme="majorHAnsi" w:cstheme="majorBidi"/>
+      <w:rFonts w:ascii="Amazon Ember" w:hAnsi="Amazon Ember" w:cs="Amazon Ember"/>
       <w:b/>
       <w:bCs/>
-      <w:color w:val="4F81BD" w:themeColor="accent1"/>
-      <w:sz w:val="26"/>
-      <w:szCs w:val="26"/>
+      <w:color w:val="0000FF"/>
+      <w:sz w:val="36"/>
+      <w:szCs w:val="36"/>
     </w:rPr>
   </w:style>
   <w:style w:type="paragraph" w:styleId="Heading3">
@@ -2171,12 +2010,12 @@
     <w:uiPriority w:val="9"/>
     <w:rsid w:val="00FC693F"/>
     <w:rPr>
-      <w:rFonts w:asciiTheme="majorHAnsi" w:eastAsiaTheme="majorEastAsia" w:hAnsiTheme="majorHAnsi" w:cstheme="majorBidi"/>
+      <w:rFonts w:ascii="Amazon Ember" w:hAnsi="Amazon Ember" w:cs="Amazon Ember"/>
       <w:b/>
       <w:bCs/>
-      <w:color w:val="365F91" w:themeColor="accent1" w:themeShade="BF"/>
-      <w:sz w:val="28"/>
-      <w:szCs w:val="28"/>
+      <w:color w:val="0000FF"/>
+      <w:sz w:val="36"/>
+      <w:szCs w:val="36"/>
     </w:rPr>
   </w:style>
   <w:style w:type="character" w:customStyle="1" w:styleId="Heading2Char">
@@ -2186,12 +2025,12 @@
     <w:uiPriority w:val="9"/>
     <w:rsid w:val="00FC693F"/>
     <w:rPr>
-      <w:rFonts w:asciiTheme="majorHAnsi" w:eastAsiaTheme="majorEastAsia" w:hAnsiTheme="majorHAnsi" w:cstheme="majorBidi"/>
+      <w:rFonts w:ascii="Amazon Ember" w:hAnsi="Amazon Ember" w:cs="Amazon Ember"/>
       <w:b/>
       <w:bCs/>
-      <w:color w:val="4F81BD" w:themeColor="accent1"/>
-      <w:sz w:val="26"/>
-      <w:szCs w:val="26"/>
+      <w:color w:val="0000FF"/>
+      <w:sz w:val="36"/>
+      <w:szCs w:val="36"/>
     </w:rPr>
   </w:style>
   <w:style w:type="character" w:customStyle="1" w:styleId="Heading3Char">
@@ -13556,6 +13395,46 @@
         <w:shd w:val="clear" w:color="auto" w:fill="FBCAA2" w:themeFill="accent6" w:themeFillTint="7F"/>
       </w:tcPr>
     </w:tblStylePr>
+  </w:style>
+  <w:style w:type="paragraph" w:customStyle="1" w:styleId="ChapterLabel">
+    <w:name w:val="Chapter Label"/>
+    <w:basedOn w:val="Normal"/>
+    <w:next w:val="Normal"/>
+    <w:qFormat/>
+    <w:pPr>
+      <w:keepNext/>
+      <w:keepLines/>
+      <w:spacing w:before="480" w:after="0"/>
+      <w:jc w:val="center"/>
+    </w:pPr>
+    <w:rPr>
+      <w:rFonts w:ascii="Amazon Ember" w:hAnsi="Amazon Ember" w:cs="Amazon Ember"/>
+      <w:b/>
+      <w:bCs/>
+      <w:color w:val="0000FF"/>
+      <w:sz w:val="36"/>
+      <w:szCs w:val="36"/>
+    </w:rPr>
+  </w:style>
+  <w:style w:type="paragraph" w:customStyle="1" w:styleId="PartTitle">
+    <w:name w:val="Part Title"/>
+    <w:basedOn w:val="Normal"/>
+    <w:next w:val="Normal"/>
+    <w:qFormat/>
+    <w:pPr>
+      <w:keepNext/>
+      <w:keepLines/>
+      <w:spacing w:before="480" w:after="0"/>
+      <w:jc w:val="center"/>
+    </w:pPr>
+    <w:rPr>
+      <w:rFonts w:ascii="Amazon Ember" w:hAnsi="Amazon Ember" w:cs="Amazon Ember"/>
+      <w:b/>
+      <w:bCs/>
+      <w:color w:val="0000FF"/>
+      <w:sz w:val="36"/>
+      <w:szCs w:val="36"/>
+    </w:rPr>
   </w:style>
 </w:styles>
 </file>

--- a/Evolution/chapters/27 - Can a Mind Be Built - Evolution and AI - Funny.docx
+++ b/Evolution/chapters/27 - Can a Mind Be Built - Evolution and AI - Funny.docx
@@ -9,7 +9,7 @@
         <w:jc w:val="center"/>
       </w:pPr>
       <w:r>
-        <w:t>Life: Science for Everyone</w:t>
+        <w:t>Life: Evolution</w:t>
       </w:r>
     </w:p>
     <w:p>
